--- a/examples/autoencoder/doc/autoenc_variational_ed.docx
+++ b/examples/autoencoder/doc/autoenc_variational_ed.docx
@@ -1347,7 +1347,7 @@
         <w:rPr>
           <w:rStyle w:val="VerbatimChar"/>
         </w:rPr>
-        <w:t xml:space="preserve">## [1,] 0.8669562 0.9151338 0.9347168 0.9240324 0.8912399</w:t>
+        <w:t xml:space="preserve">## [1,] 0.8319012 0.9100791 0.9506435 0.9490018 0.9401497</w:t>
       </w:r>
       <w:r>
         <w:br/>
@@ -1356,7 +1356,7 @@
         <w:rPr>
           <w:rStyle w:val="VerbatimChar"/>
         </w:rPr>
-        <w:t xml:space="preserve">## [2,] 0.9103952 0.9509280 0.9645306 0.9570816 0.9315574</w:t>
+        <w:t xml:space="preserve">## [2,] 0.9015740 0.9527351 0.9726477 0.9691637 0.9567356</w:t>
       </w:r>
       <w:r>
         <w:br/>
@@ -1365,7 +1365,7 @@
         <w:rPr>
           <w:rStyle w:val="VerbatimChar"/>
         </w:rPr>
-        <w:t xml:space="preserve">## [3,] 0.9257028 0.9621941 0.9734683 0.9671128 0.9451572</w:t>
+        <w:t xml:space="preserve">## [3,] 0.9319069 0.9693168 0.9814991 0.9777203 0.9645452</w:t>
       </w:r>
       <w:r>
         <w:br/>
@@ -1374,7 +1374,7 @@
         <w:rPr>
           <w:rStyle w:val="VerbatimChar"/>
         </w:rPr>
-        <w:t xml:space="preserve">## [4,] 0.9134585 0.9534028 0.9662495 0.9586168 0.9334182</w:t>
+        <w:t xml:space="preserve">## [4,] 0.9369675 0.9699091 0.9797168 0.9745325 0.9566058</w:t>
       </w:r>
       <w:r>
         <w:br/>
@@ -1383,7 +1383,7 @@
         <w:rPr>
           <w:rStyle w:val="VerbatimChar"/>
         </w:rPr>
-        <w:t xml:space="preserve">## [5,] 0.9081703 0.9492973 0.9627413 0.9547659 0.9279371</w:t>
+        <w:t xml:space="preserve">## [5,] 0.9327833 0.9605075 0.9651911 0.9536942 0.9147553</w:t>
       </w:r>
       <w:r>
         <w:br/>
@@ -1392,7 +1392,7 @@
         <w:rPr>
           <w:rStyle w:val="VerbatimChar"/>
         </w:rPr>
-        <w:t xml:space="preserve">## [6,] 0.8440353 0.8937151 0.9131263 0.9006454 0.8609393</w:t>
+        <w:t xml:space="preserve">## [6,] 0.9115262 0.9339792 0.9259677 0.8999557 0.8190493</w:t>
       </w:r>
     </w:p>
     <w:p>
@@ -1837,7 +1837,7 @@
         <w:rPr>
           <w:rStyle w:val="VerbatimChar"/>
         </w:rPr>
-        <w:t xml:space="preserve">## [1] "t4 R2 test: 0.268543154578193 MAPE: 0.170131293815666"</w:t>
+        <w:t xml:space="preserve">## [1] "t4 R2 test: 0.583325600571558 MAPE: 0.075273447954741"</w:t>
       </w:r>
       <w:r>
         <w:br/>
@@ -1846,7 +1846,7 @@
         <w:rPr>
           <w:rStyle w:val="VerbatimChar"/>
         </w:rPr>
-        <w:t xml:space="preserve">## [1] "t3 R2 test: 0.863919316737667 MAPE: 0.0954864819889957"</w:t>
+        <w:t xml:space="preserve">## [1] "t3 R2 test: 0.925663291165409 MAPE: 0.0331921286594008"</w:t>
       </w:r>
       <w:r>
         <w:br/>
@@ -1855,7 +1855,7 @@
         <w:rPr>
           <w:rStyle w:val="VerbatimChar"/>
         </w:rPr>
-        <w:t xml:space="preserve">## [1] "t2 R2 test: 0.992566500050093 MAPE: 0.0164802020509917"</w:t>
+        <w:t xml:space="preserve">## [1] "t2 R2 test: 0.99248062102319 MAPE: 0.0214036375500027"</w:t>
       </w:r>
       <w:r>
         <w:br/>
@@ -1864,7 +1864,7 @@
         <w:rPr>
           <w:rStyle w:val="VerbatimChar"/>
         </w:rPr>
-        <w:t xml:space="preserve">## [1] "t1 R2 test: 0.966323711575029 MAPE: 0.117464878837124"</w:t>
+        <w:t xml:space="preserve">## [1] "t1 R2 test: 0.979601331820389 MAPE: 0.0827197374438301"</w:t>
       </w:r>
       <w:r>
         <w:br/>
@@ -1873,7 +1873,7 @@
         <w:rPr>
           <w:rStyle w:val="VerbatimChar"/>
         </w:rPr>
-        <w:t xml:space="preserve">## [1] "t0 R2 test: 0.924637908058946 MAPE: 0.282852981116768"</w:t>
+        <w:t xml:space="preserve">## [1] "t0 R2 test: 0.964920951608596 MAPE: 0.116811799676015"</w:t>
       </w:r>
     </w:p>
     <w:p>
@@ -1961,7 +1961,7 @@
         <w:rPr>
           <w:rStyle w:val="VerbatimChar"/>
         </w:rPr>
-        <w:t xml:space="preserve">## [1] "Means R2 test: 0.803198118199986 MAPE: 0.136483167561909"</w:t>
+        <w:t xml:space="preserve">## [1] "Means R2 test: 0.889198359237828 MAPE: 0.0658801502567979"</w:t>
       </w:r>
     </w:p>
     <w:p>
@@ -1979,7 +1979,11 @@
       </w:r>
     </w:p>
     <w:bookmarkEnd w:id="23"/>
-    <w:sectPr/>
+    <w:sectPr>
+      <w:footnotePr>
+        <w:numRestart w:val="eachSect"/>
+      </w:footnotePr>
+    </w:sectPr>
   </w:body>
 </w:document>
 </file>
@@ -2151,8 +2155,6 @@
     </w:pPr>
     <w:rPr>
       <w:rFonts w:asciiTheme="majorHAnsi" w:cstheme="majorBidi" w:eastAsiaTheme="majorEastAsia" w:hAnsiTheme="majorHAnsi"/>
-      <w:spacing w:val="-10"/>
-      <w:kern w:val="28"/>
       <w:sz w:val="56"/>
       <w:szCs w:val="56"/>
     </w:rPr>
@@ -2165,15 +2167,13 @@
     <w:rsid w:val="00A10FD9"/>
     <w:rPr>
       <w:rFonts w:asciiTheme="majorHAnsi" w:cstheme="majorBidi" w:eastAsiaTheme="majorEastAsia" w:hAnsiTheme="majorHAnsi"/>
-      <w:spacing w:val="-10"/>
-      <w:kern w:val="28"/>
       <w:sz w:val="56"/>
       <w:szCs w:val="56"/>
     </w:rPr>
   </w:style>
   <w:style w:styleId="Subtitle" w:type="paragraph">
     <w:name w:val="Subtitle"/>
-    <w:basedOn w:val="Normal"/>
+    <w:basedOn w:val="Title"/>
     <w:next w:val="BodyText"/>
     <w:link w:val="SubtitleChar"/>
     <w:uiPriority w:val="11"/>
@@ -2186,7 +2186,6 @@
     </w:pPr>
     <w:rPr>
       <w:rFonts w:cstheme="majorBidi" w:eastAsiaTheme="majorEastAsia"/>
-      <w:color w:themeColor="text1" w:themeTint="A6" w:val="595959"/>
       <w:spacing w:val="15"/>
       <w:sz w:val="28"/>
       <w:szCs w:val="28"/>
@@ -2208,23 +2207,31 @@
   </w:style>
   <w:style w:customStyle="1" w:styleId="Author" w:type="paragraph">
     <w:name w:val="Author"/>
+    <w:basedOn w:val="Title"/>
     <w:next w:val="BodyText"/>
     <w:qFormat/>
     <w:pPr>
       <w:keepNext/>
       <w:keepLines/>
-      <w:jc w:val="center"/>
     </w:pPr>
+    <w:rPr>
+      <w:sz w:val="24"/>
+      <w:szCs w:val="24"/>
+    </w:rPr>
   </w:style>
   <w:style w:styleId="Date" w:type="paragraph">
     <w:name w:val="Date"/>
+    <w:basedOn w:val="Title"/>
     <w:next w:val="BodyText"/>
     <w:qFormat/>
     <w:pPr>
       <w:keepNext/>
       <w:keepLines/>
-      <w:jc w:val="center"/>
     </w:pPr>
+    <w:rPr>
+      <w:sz w:val="24"/>
+      <w:szCs w:val="24"/>
+    </w:rPr>
   </w:style>
   <w:style w:customStyle="1" w:styleId="AbstractTitle" w:type="paragraph">
     <w:name w:val="Abstract Title"/>
@@ -2239,7 +2246,6 @@
     </w:pPr>
     <w:rPr>
       <w:b/>
-      <w:color w:val="345A8A"/>
       <w:sz w:val="20"/>
       <w:szCs w:val="20"/>
     </w:rPr>

--- a/examples/autoencoder/doc/autoenc_variational_ed.docx
+++ b/examples/autoencoder/doc/autoenc_variational_ed.docx
@@ -1347,7 +1347,7 @@
         <w:rPr>
           <w:rStyle w:val="VerbatimChar"/>
         </w:rPr>
-        <w:t xml:space="preserve">## [1,] 0.8319012 0.9100791 0.9506435 0.9490018 0.9401497</w:t>
+        <w:t xml:space="preserve">## [1,] 0.8459731 0.9022543 0.9276909 0.9227247 0.8907045</w:t>
       </w:r>
       <w:r>
         <w:br/>
@@ -1356,7 +1356,7 @@
         <w:rPr>
           <w:rStyle w:val="VerbatimChar"/>
         </w:rPr>
-        <w:t xml:space="preserve">## [2,] 0.9015740 0.9527351 0.9726477 0.9691637 0.9567356</w:t>
+        <w:t xml:space="preserve">## [2,] 0.8951483 0.9419621 0.9602305 0.9560778 0.9305722</w:t>
       </w:r>
       <w:r>
         <w:br/>
@@ -1365,7 +1365,7 @@
         <w:rPr>
           <w:rStyle w:val="VerbatimChar"/>
         </w:rPr>
-        <w:t xml:space="preserve">## [3,] 0.9319069 0.9693168 0.9814991 0.9777203 0.9645452</w:t>
+        <w:t xml:space="preserve">## [3,] 0.9095672 0.9523824 0.9682666 0.9645483 0.9416016</w:t>
       </w:r>
       <w:r>
         <w:br/>
@@ -1374,7 +1374,7 @@
         <w:rPr>
           <w:rStyle w:val="VerbatimChar"/>
         </w:rPr>
-        <w:t xml:space="preserve">## [4,] 0.9369675 0.9699091 0.9797168 0.9745325 0.9566058</w:t>
+        <w:t xml:space="preserve">## [4,] 0.9074032 0.9507335 0.9670149 0.9630726 0.9396827</w:t>
       </w:r>
       <w:r>
         <w:br/>
@@ -1383,7 +1383,7 @@
         <w:rPr>
           <w:rStyle w:val="VerbatimChar"/>
         </w:rPr>
-        <w:t xml:space="preserve">## [5,] 0.9327833 0.9605075 0.9651911 0.9536942 0.9147553</w:t>
+        <w:t xml:space="preserve">## [5,] 0.8809683 0.9311308 0.9516081 0.9470024 0.9193012</w:t>
       </w:r>
       <w:r>
         <w:br/>
@@ -1392,7 +1392,7 @@
         <w:rPr>
           <w:rStyle w:val="VerbatimChar"/>
         </w:rPr>
-        <w:t xml:space="preserve">## [6,] 0.9115262 0.9339792 0.9259677 0.8999557 0.8190493</w:t>
+        <w:t xml:space="preserve">## [6,] 0.8338057 0.8912206 0.9181286 0.9125140 0.8795479</w:t>
       </w:r>
     </w:p>
     <w:p>
@@ -1837,7 +1837,7 @@
         <w:rPr>
           <w:rStyle w:val="VerbatimChar"/>
         </w:rPr>
-        <w:t xml:space="preserve">## [1] "t4 R2 test: 0.583325600571558 MAPE: 0.075273447954741"</w:t>
+        <w:t xml:space="preserve">## [1] "t4 R2 test: 0.273235240123573 MAPE: 0.184344790053042"</w:t>
       </w:r>
       <w:r>
         <w:br/>
@@ -1846,7 +1846,7 @@
         <w:rPr>
           <w:rStyle w:val="VerbatimChar"/>
         </w:rPr>
-        <w:t xml:space="preserve">## [1] "t3 R2 test: 0.925663291165409 MAPE: 0.0331921286594008"</w:t>
+        <w:t xml:space="preserve">## [1] "t3 R2 test: 0.87089032847107 MAPE: 0.108589303311977"</w:t>
       </w:r>
       <w:r>
         <w:br/>
@@ -1855,7 +1855,7 @@
         <w:rPr>
           <w:rStyle w:val="VerbatimChar"/>
         </w:rPr>
-        <w:t xml:space="preserve">## [1] "t2 R2 test: 0.99248062102319 MAPE: 0.0214036375500027"</w:t>
+        <w:t xml:space="preserve">## [1] "t2 R2 test: 0.991646468051953 MAPE: 0.0181138555322037"</w:t>
       </w:r>
       <w:r>
         <w:br/>
@@ -1864,7 +1864,7 @@
         <w:rPr>
           <w:rStyle w:val="VerbatimChar"/>
         </w:rPr>
-        <w:t xml:space="preserve">## [1] "t1 R2 test: 0.979601331820389 MAPE: 0.0827197374438301"</w:t>
+        <w:t xml:space="preserve">## [1] "t1 R2 test: 0.956559491820153 MAPE: 0.1276970662275"</w:t>
       </w:r>
       <w:r>
         <w:br/>
@@ -1873,7 +1873,7 @@
         <w:rPr>
           <w:rStyle w:val="VerbatimChar"/>
         </w:rPr>
-        <w:t xml:space="preserve">## [1] "t0 R2 test: 0.964920951608596 MAPE: 0.116811799676015"</w:t>
+        <w:t xml:space="preserve">## [1] "t0 R2 test: 0.908801015962439 MAPE: 0.324791232691721"</w:t>
       </w:r>
     </w:p>
     <w:p>
@@ -1961,7 +1961,7 @@
         <w:rPr>
           <w:rStyle w:val="VerbatimChar"/>
         </w:rPr>
-        <w:t xml:space="preserve">## [1] "Means R2 test: 0.889198359237828 MAPE: 0.0658801502567979"</w:t>
+        <w:t xml:space="preserve">## [1] "Means R2 test: 0.800226508885838 MAPE: 0.152707249563289"</w:t>
       </w:r>
     </w:p>
     <w:p>

--- a/examples/autoencoder/doc/autoenc_variational_ed.docx
+++ b/examples/autoencoder/doc/autoenc_variational_ed.docx
@@ -1347,7 +1347,7 @@
         <w:rPr>
           <w:rStyle w:val="VerbatimChar"/>
         </w:rPr>
-        <w:t xml:space="preserve">## [1,] 0.8459731 0.9022543 0.9276909 0.9227247 0.8907045</w:t>
+        <w:t xml:space="preserve">## [1,] 0.8440085 0.8982767 0.9225165 0.9149363 0.8797282</w:t>
       </w:r>
       <w:r>
         <w:br/>
@@ -1356,7 +1356,7 @@
         <w:rPr>
           <w:rStyle w:val="VerbatimChar"/>
         </w:rPr>
-        <w:t xml:space="preserve">## [2,] 0.8951483 0.9419621 0.9602305 0.9560778 0.9305722</w:t>
+        <w:t xml:space="preserve">## [2,] 0.8977969 0.9430754 0.9602337 0.9547054 0.9265658</w:t>
       </w:r>
       <w:r>
         <w:br/>
@@ -1365,7 +1365,7 @@
         <w:rPr>
           <w:rStyle w:val="VerbatimChar"/>
         </w:rPr>
-        <w:t xml:space="preserve">## [3,] 0.9095672 0.9523824 0.9682666 0.9645483 0.9416016</w:t>
+        <w:t xml:space="preserve">## [3,] 0.9125979 0.9538482 0.9687096 0.9639236 0.9385554</w:t>
       </w:r>
       <w:r>
         <w:br/>
@@ -1374,7 +1374,7 @@
         <w:rPr>
           <w:rStyle w:val="VerbatimChar"/>
         </w:rPr>
-        <w:t xml:space="preserve">## [4,] 0.9074032 0.9507335 0.9670149 0.9630726 0.9396827</w:t>
+        <w:t xml:space="preserve">## [4,] 0.9054791 0.9484271 0.9644273 0.9592220 0.9322084</w:t>
       </w:r>
       <w:r>
         <w:br/>
@@ -1383,7 +1383,7 @@
         <w:rPr>
           <w:rStyle w:val="VerbatimChar"/>
         </w:rPr>
-        <w:t xml:space="preserve">## [5,] 0.8809683 0.9311308 0.9516081 0.9470024 0.9193012</w:t>
+        <w:t xml:space="preserve">## [5,] 0.8863638 0.9337206 0.9526004 0.9464653 0.9160131</w:t>
       </w:r>
       <w:r>
         <w:br/>
@@ -1392,7 +1392,7 @@
         <w:rPr>
           <w:rStyle w:val="VerbatimChar"/>
         </w:rPr>
-        <w:t xml:space="preserve">## [6,] 0.8338057 0.8912206 0.9181286 0.9125140 0.8795479</w:t>
+        <w:t xml:space="preserve">## [6,] 0.8265094 0.8807254 0.9066350 0.8985024 0.8611953</w:t>
       </w:r>
     </w:p>
     <w:p>
@@ -1837,7 +1837,7 @@
         <w:rPr>
           <w:rStyle w:val="VerbatimChar"/>
         </w:rPr>
-        <w:t xml:space="preserve">## [1] "t4 R2 test: 0.273235240123573 MAPE: 0.184344790053042"</w:t>
+        <w:t xml:space="preserve">## [1] "t4 R2 test: 0.276247989595781 MAPE: 0.17817751510258"</w:t>
       </w:r>
       <w:r>
         <w:br/>
@@ -1846,7 +1846,7 @@
         <w:rPr>
           <w:rStyle w:val="VerbatimChar"/>
         </w:rPr>
-        <w:t xml:space="preserve">## [1] "t3 R2 test: 0.87089032847107 MAPE: 0.108589303311977"</w:t>
+        <w:t xml:space="preserve">## [1] "t3 R2 test: 0.870745385426942 MAPE: 0.106130985895865"</w:t>
       </w:r>
       <w:r>
         <w:br/>
@@ -1855,7 +1855,7 @@
         <w:rPr>
           <w:rStyle w:val="VerbatimChar"/>
         </w:rPr>
-        <w:t xml:space="preserve">## [1] "t2 R2 test: 0.991646468051953 MAPE: 0.0181138555322037"</w:t>
+        <w:t xml:space="preserve">## [1] "t2 R2 test: 0.993475921848783 MAPE: 0.0158912615722178"</w:t>
       </w:r>
       <w:r>
         <w:br/>
@@ -1864,7 +1864,7 @@
         <w:rPr>
           <w:rStyle w:val="VerbatimChar"/>
         </w:rPr>
-        <w:t xml:space="preserve">## [1] "t1 R2 test: 0.956559491820153 MAPE: 0.1276970662275"</w:t>
+        <w:t xml:space="preserve">## [1] "t1 R2 test: 0.960140230316664 MAPE: 0.123944743918332"</w:t>
       </w:r>
       <w:r>
         <w:br/>
@@ -1873,7 +1873,7 @@
         <w:rPr>
           <w:rStyle w:val="VerbatimChar"/>
         </w:rPr>
-        <w:t xml:space="preserve">## [1] "t0 R2 test: 0.908801015962439 MAPE: 0.324791232691721"</w:t>
+        <w:t xml:space="preserve">## [1] "t0 R2 test: 0.912805430110049 MAPE: 0.311358114609611"</w:t>
       </w:r>
     </w:p>
     <w:p>
@@ -1961,7 +1961,7 @@
         <w:rPr>
           <w:rStyle w:val="VerbatimChar"/>
         </w:rPr>
-        <w:t xml:space="preserve">## [1] "Means R2 test: 0.800226508885838 MAPE: 0.152707249563289"</w:t>
+        <w:t xml:space="preserve">## [1] "Means R2 test: 0.802682991459644 MAPE: 0.147100524219721"</w:t>
       </w:r>
     </w:p>
     <w:p>

--- a/examples/autoencoder/doc/autoenc_variational_ed.docx
+++ b/examples/autoencoder/doc/autoenc_variational_ed.docx
@@ -1347,7 +1347,7 @@
         <w:rPr>
           <w:rStyle w:val="VerbatimChar"/>
         </w:rPr>
-        <w:t xml:space="preserve">## [1,] 0.8440085 0.8982767 0.9225165 0.9149363 0.8797282</w:t>
+        <w:t xml:space="preserve">## [1,] 0.8499876 0.9021729 0.9238839 0.9155239 0.8787491</w:t>
       </w:r>
       <w:r>
         <w:br/>
@@ -1356,7 +1356,7 @@
         <w:rPr>
           <w:rStyle w:val="VerbatimChar"/>
         </w:rPr>
-        <w:t xml:space="preserve">## [2,] 0.8977969 0.9430754 0.9602337 0.9547054 0.9265658</w:t>
+        <w:t xml:space="preserve">## [2,] 0.9011629 0.9444939 0.9602501 0.9543176 0.9257647</w:t>
       </w:r>
       <w:r>
         <w:br/>
@@ -1365,7 +1365,7 @@
         <w:rPr>
           <w:rStyle w:val="VerbatimChar"/>
         </w:rPr>
-        <w:t xml:space="preserve">## [3,] 0.9125979 0.9538482 0.9687096 0.9639236 0.9385554</w:t>
+        <w:t xml:space="preserve">## [3,] 0.9138881 0.9537802 0.9677564 0.9625543 0.9366093</w:t>
       </w:r>
       <w:r>
         <w:br/>
@@ -1374,7 +1374,7 @@
         <w:rPr>
           <w:rStyle w:val="VerbatimChar"/>
         </w:rPr>
-        <w:t xml:space="preserve">## [4,] 0.9054791 0.9484271 0.9644273 0.9592220 0.9322084</w:t>
+        <w:t xml:space="preserve">## [4,] 0.9055254 0.9474514 0.9626334 0.9568878 0.9289077</w:t>
       </w:r>
       <w:r>
         <w:br/>
@@ -1383,7 +1383,7 @@
         <w:rPr>
           <w:rStyle w:val="VerbatimChar"/>
         </w:rPr>
-        <w:t xml:space="preserve">## [5,] 0.8863638 0.9337206 0.9526004 0.9464653 0.9160131</w:t>
+        <w:t xml:space="preserve">## [5,] 0.8885010 0.9342995 0.9517725 0.9451024 0.9137257</w:t>
       </w:r>
       <w:r>
         <w:br/>
@@ -1392,7 +1392,7 @@
         <w:rPr>
           <w:rStyle w:val="VerbatimChar"/>
         </w:rPr>
-        <w:t xml:space="preserve">## [6,] 0.8265094 0.8807254 0.9066350 0.8985024 0.8611953</w:t>
+        <w:t xml:space="preserve">## [6,] 0.8296055 0.8822321 0.9054507 0.8962091 0.8567153</w:t>
       </w:r>
     </w:p>
     <w:p>
@@ -1837,7 +1837,7 @@
         <w:rPr>
           <w:rStyle w:val="VerbatimChar"/>
         </w:rPr>
-        <w:t xml:space="preserve">## [1] "t4 R2 test: 0.276247989595781 MAPE: 0.17817751510258"</w:t>
+        <w:t xml:space="preserve">## [1] "t4 R2 test: 0.268209575171969 MAPE: 0.178708288720075"</w:t>
       </w:r>
       <w:r>
         <w:br/>
@@ -1846,7 +1846,7 @@
         <w:rPr>
           <w:rStyle w:val="VerbatimChar"/>
         </w:rPr>
-        <w:t xml:space="preserve">## [1] "t3 R2 test: 0.870745385426942 MAPE: 0.106130985895865"</w:t>
+        <w:t xml:space="preserve">## [1] "t3 R2 test: 0.866094396797956 MAPE: 0.107063168786684"</w:t>
       </w:r>
       <w:r>
         <w:br/>
@@ -1855,7 +1855,7 @@
         <w:rPr>
           <w:rStyle w:val="VerbatimChar"/>
         </w:rPr>
-        <w:t xml:space="preserve">## [1] "t2 R2 test: 0.993475921848783 MAPE: 0.0158912615722178"</w:t>
+        <w:t xml:space="preserve">## [1] "t2 R2 test: 0.993701691857378 MAPE: 0.0207635356648903"</w:t>
       </w:r>
       <w:r>
         <w:br/>
@@ -1864,7 +1864,7 @@
         <w:rPr>
           <w:rStyle w:val="VerbatimChar"/>
         </w:rPr>
-        <w:t xml:space="preserve">## [1] "t1 R2 test: 0.960140230316664 MAPE: 0.123944743918332"</w:t>
+        <w:t xml:space="preserve">## [1] "t1 R2 test: 0.962948292140635 MAPE: 0.112175389518388"</w:t>
       </w:r>
       <w:r>
         <w:br/>
@@ -1873,7 +1873,7 @@
         <w:rPr>
           <w:rStyle w:val="VerbatimChar"/>
         </w:rPr>
-        <w:t xml:space="preserve">## [1] "t0 R2 test: 0.912805430110049 MAPE: 0.311358114609611"</w:t>
+        <w:t xml:space="preserve">## [1] "t0 R2 test: 0.917680061591674 MAPE: 0.291545426587964"</w:t>
       </w:r>
     </w:p>
     <w:p>
@@ -1961,7 +1961,7 @@
         <w:rPr>
           <w:rStyle w:val="VerbatimChar"/>
         </w:rPr>
-        <w:t xml:space="preserve">## [1] "Means R2 test: 0.802682991459644 MAPE: 0.147100524219721"</w:t>
+        <w:t xml:space="preserve">## [1] "Means R2 test: 0.801726803511923 MAPE: 0.1420511618556"</w:t>
       </w:r>
     </w:p>
     <w:p>

--- a/examples/autoencoder/doc/autoenc_variational_ed.docx
+++ b/examples/autoencoder/doc/autoenc_variational_ed.docx
@@ -1347,7 +1347,7 @@
         <w:rPr>
           <w:rStyle w:val="VerbatimChar"/>
         </w:rPr>
-        <w:t xml:space="preserve">## [1,] 0.8499876 0.9021729 0.9238839 0.9155239 0.8787491</w:t>
+        <w:t xml:space="preserve">## [1,] 0.8539705 0.9055436 0.9270632 0.9198073 0.8855022</w:t>
       </w:r>
       <w:r>
         <w:br/>
@@ -1356,7 +1356,7 @@
         <w:rPr>
           <w:rStyle w:val="VerbatimChar"/>
         </w:rPr>
-        <w:t xml:space="preserve">## [2,] 0.9011629 0.9444939 0.9602501 0.9543176 0.9257647</w:t>
+        <w:t xml:space="preserve">## [2,] 0.8942921 0.9384773 0.9550110 0.9490510 0.9199930</w:t>
       </w:r>
       <w:r>
         <w:br/>
@@ -1365,7 +1365,7 @@
         <w:rPr>
           <w:rStyle w:val="VerbatimChar"/>
         </w:rPr>
-        <w:t xml:space="preserve">## [3,] 0.9138881 0.9537802 0.9677564 0.9625543 0.9366093</w:t>
+        <w:t xml:space="preserve">## [3,] 0.9177157 0.9557130 0.9688801 0.9639798 0.9392302</w:t>
       </w:r>
       <w:r>
         <w:br/>
@@ -1374,7 +1374,7 @@
         <w:rPr>
           <w:rStyle w:val="VerbatimChar"/>
         </w:rPr>
-        <w:t xml:space="preserve">## [4,] 0.9055254 0.9474514 0.9626334 0.9568878 0.9289077</w:t>
+        <w:t xml:space="preserve">## [4,] 0.9168409 0.9550862 0.9683763 0.9634313 0.9385247</w:t>
       </w:r>
       <w:r>
         <w:br/>
@@ -1383,7 +1383,7 @@
         <w:rPr>
           <w:rStyle w:val="VerbatimChar"/>
         </w:rPr>
-        <w:t xml:space="preserve">## [5,] 0.8885010 0.9342995 0.9517725 0.9451024 0.9137257</w:t>
+        <w:t xml:space="preserve">## [5,] 0.8898121 0.9344355 0.9516083 0.9453793 0.9150916</w:t>
       </w:r>
       <w:r>
         <w:br/>
@@ -1392,7 +1392,7 @@
         <w:rPr>
           <w:rStyle w:val="VerbatimChar"/>
         </w:rPr>
-        <w:t xml:space="preserve">## [6,] 0.8296055 0.8822321 0.9054507 0.8962091 0.8567153</w:t>
+        <w:t xml:space="preserve">## [6,] 0.8404616 0.8926146 0.9155024 0.9079342 0.8718193</w:t>
       </w:r>
     </w:p>
     <w:p>
@@ -1837,7 +1837,7 @@
         <w:rPr>
           <w:rStyle w:val="VerbatimChar"/>
         </w:rPr>
-        <w:t xml:space="preserve">## [1] "t4 R2 test: 0.268209575171969 MAPE: 0.178708288720075"</w:t>
+        <w:t xml:space="preserve">## [1] "t4 R2 test: 0.290924452836079 MAPE: 0.17505393345429"</w:t>
       </w:r>
       <w:r>
         <w:br/>
@@ -1846,7 +1846,7 @@
         <w:rPr>
           <w:rStyle w:val="VerbatimChar"/>
         </w:rPr>
-        <w:t xml:space="preserve">## [1] "t3 R2 test: 0.866094396797956 MAPE: 0.107063168786684"</w:t>
+        <w:t xml:space="preserve">## [1] "t3 R2 test: 0.879434557512343 MAPE: 0.0996793950686301"</w:t>
       </w:r>
       <w:r>
         <w:br/>
@@ -1855,7 +1855,7 @@
         <w:rPr>
           <w:rStyle w:val="VerbatimChar"/>
         </w:rPr>
-        <w:t xml:space="preserve">## [1] "t2 R2 test: 0.993701691857378 MAPE: 0.0207635356648903"</w:t>
+        <w:t xml:space="preserve">## [1] "t2 R2 test: 0.989732027764225 MAPE: 0.0218839341278986"</w:t>
       </w:r>
       <w:r>
         <w:br/>
@@ -1864,7 +1864,7 @@
         <w:rPr>
           <w:rStyle w:val="VerbatimChar"/>
         </w:rPr>
-        <w:t xml:space="preserve">## [1] "t1 R2 test: 0.962948292140635 MAPE: 0.112175389518388"</w:t>
+        <w:t xml:space="preserve">## [1] "t1 R2 test: 0.95128749701526 MAPE: 0.133594984521542"</w:t>
       </w:r>
       <w:r>
         <w:br/>
@@ -1873,7 +1873,7 @@
         <w:rPr>
           <w:rStyle w:val="VerbatimChar"/>
         </w:rPr>
-        <w:t xml:space="preserve">## [1] "t0 R2 test: 0.917680061591674 MAPE: 0.291545426587964"</w:t>
+        <w:t xml:space="preserve">## [1] "t0 R2 test: 0.902661278054862 MAPE: 0.32760024651821"</w:t>
       </w:r>
     </w:p>
     <w:p>
@@ -1961,7 +1961,7 @@
         <w:rPr>
           <w:rStyle w:val="VerbatimChar"/>
         </w:rPr>
-        <w:t xml:space="preserve">## [1] "Means R2 test: 0.801726803511923 MAPE: 0.1420511618556"</w:t>
+        <w:t xml:space="preserve">## [1] "Means R2 test: 0.802807962636554 MAPE: 0.151562498738114"</w:t>
       </w:r>
     </w:p>
     <w:p>

--- a/examples/autoencoder/doc/autoenc_variational_ed.docx
+++ b/examples/autoencoder/doc/autoenc_variational_ed.docx
@@ -1347,7 +1347,7 @@
         <w:rPr>
           <w:rStyle w:val="VerbatimChar"/>
         </w:rPr>
-        <w:t xml:space="preserve">## [1,] 0.8539705 0.9055436 0.9270632 0.9198073 0.8855022</w:t>
+        <w:t xml:space="preserve">## [1,] 0.8497965 0.9058777 0.9320490 0.9271938 0.8978215</w:t>
       </w:r>
       <w:r>
         <w:br/>
@@ -1356,7 +1356,7 @@
         <w:rPr>
           <w:rStyle w:val="VerbatimChar"/>
         </w:rPr>
-        <w:t xml:space="preserve">## [2,] 0.8942921 0.9384773 0.9550110 0.9490510 0.9199930</w:t>
+        <w:t xml:space="preserve">## [2,] 0.9096690 0.9523585 0.9690959 0.9650260 0.9426564</w:t>
       </w:r>
       <w:r>
         <w:br/>
@@ -1365,7 +1365,7 @@
         <w:rPr>
           <w:rStyle w:val="VerbatimChar"/>
         </w:rPr>
-        <w:t xml:space="preserve">## [3,] 0.9177157 0.9557130 0.9688801 0.9639798 0.9392302</w:t>
+        <w:t xml:space="preserve">## [3,] 0.9139989 0.9547800 0.9708736 0.9669007 0.9447634</w:t>
       </w:r>
       <w:r>
         <w:br/>
@@ -1374,7 +1374,7 @@
         <w:rPr>
           <w:rStyle w:val="VerbatimChar"/>
         </w:rPr>
-        <w:t xml:space="preserve">## [4,] 0.9168409 0.9550862 0.9683763 0.9634313 0.9385247</w:t>
+        <w:t xml:space="preserve">## [4,] 0.9038004 0.9471977 0.9650683 0.9606869 0.9369510</w:t>
       </w:r>
       <w:r>
         <w:br/>
@@ -1383,7 +1383,7 @@
         <w:rPr>
           <w:rStyle w:val="VerbatimChar"/>
         </w:rPr>
-        <w:t xml:space="preserve">## [5,] 0.8898121 0.9344355 0.9516083 0.9453793 0.9150916</w:t>
+        <w:t xml:space="preserve">## [5,] 0.8914739 0.9364269 0.9564343 0.9514158 0.9248910</w:t>
       </w:r>
       <w:r>
         <w:br/>
@@ -1392,7 +1392,7 @@
         <w:rPr>
           <w:rStyle w:val="VerbatimChar"/>
         </w:rPr>
-        <w:t xml:space="preserve">## [6,] 0.8404616 0.8926146 0.9155024 0.9079342 0.8718193</w:t>
+        <w:t xml:space="preserve">## [6,] 0.8504463 0.9020319 0.9281333 0.9225405 0.8910534</w:t>
       </w:r>
     </w:p>
     <w:p>
@@ -1837,7 +1837,7 @@
         <w:rPr>
           <w:rStyle w:val="VerbatimChar"/>
         </w:rPr>
-        <w:t xml:space="preserve">## [1] "t4 R2 test: 0.290924452836079 MAPE: 0.17505393345429"</w:t>
+        <w:t xml:space="preserve">## [1] "t4 R2 test: 0.275740330231198 MAPE: 0.181237917400688"</w:t>
       </w:r>
       <w:r>
         <w:br/>
@@ -1846,7 +1846,7 @@
         <w:rPr>
           <w:rStyle w:val="VerbatimChar"/>
         </w:rPr>
-        <w:t xml:space="preserve">## [1] "t3 R2 test: 0.879434557512343 MAPE: 0.0996793950686301"</w:t>
+        <w:t xml:space="preserve">## [1] "t3 R2 test: 0.864087508461026 MAPE: 0.108211724683793"</w:t>
       </w:r>
       <w:r>
         <w:br/>
@@ -1855,7 +1855,7 @@
         <w:rPr>
           <w:rStyle w:val="VerbatimChar"/>
         </w:rPr>
-        <w:t xml:space="preserve">## [1] "t2 R2 test: 0.989732027764225 MAPE: 0.0218839341278986"</w:t>
+        <w:t xml:space="preserve">## [1] "t2 R2 test: 0.985989725737138 MAPE: 0.0247691937996488"</w:t>
       </w:r>
       <w:r>
         <w:br/>
@@ -1864,7 +1864,7 @@
         <w:rPr>
           <w:rStyle w:val="VerbatimChar"/>
         </w:rPr>
-        <w:t xml:space="preserve">## [1] "t1 R2 test: 0.95128749701526 MAPE: 0.133594984521542"</w:t>
+        <w:t xml:space="preserve">## [1] "t1 R2 test: 0.951733283525386 MAPE: 0.132174444402878"</w:t>
       </w:r>
       <w:r>
         <w:br/>
@@ -1873,7 +1873,7 @@
         <w:rPr>
           <w:rStyle w:val="VerbatimChar"/>
         </w:rPr>
-        <w:t xml:space="preserve">## [1] "t0 R2 test: 0.902661278054862 MAPE: 0.32760024651821"</w:t>
+        <w:t xml:space="preserve">## [1] "t0 R2 test: 0.907731284923934 MAPE: 0.331533146755325"</w:t>
       </w:r>
     </w:p>
     <w:p>
@@ -1961,7 +1961,7 @@
         <w:rPr>
           <w:rStyle w:val="VerbatimChar"/>
         </w:rPr>
-        <w:t xml:space="preserve">## [1] "Means R2 test: 0.802807962636554 MAPE: 0.151562498738114"</w:t>
+        <w:t xml:space="preserve">## [1] "Means R2 test: 0.797056426575736 MAPE: 0.155585285408467"</w:t>
       </w:r>
     </w:p>
     <w:p>

--- a/examples/autoencoder/doc/autoenc_variational_ed.docx
+++ b/examples/autoencoder/doc/autoenc_variational_ed.docx
@@ -2,7 +2,7 @@
 <file path=word/document.xml><?xml version="1.0" encoding="utf-8"?>
 <w:document xmlns:w="http://schemas.openxmlformats.org/wordprocessingml/2006/main" xmlns:m="http://schemas.openxmlformats.org/officeDocument/2006/math" xmlns:r="http://schemas.openxmlformats.org/officeDocument/2006/relationships" xmlns:o="urn:schemas-microsoft-com:office:office" xmlns:v="urn:schemas-microsoft-com:vml" xmlns:w10="urn:schemas-microsoft-com:office:word" xmlns:a="http://schemas.openxmlformats.org/drawingml/2006/main" xmlns:pic="http://schemas.openxmlformats.org/drawingml/2006/picture" xmlns:wp="http://schemas.openxmlformats.org/drawingml/2006/wordprocessingDrawing">
   <w:body>
-    <w:bookmarkStart w:id="23" w:name="variational-autoencoder-encode-decode"/>
+    <w:bookmarkStart w:id="12" w:name="variational-autoencoder-encode-decode"/>
     <w:p>
       <w:pPr>
         <w:pStyle w:val="Heading2"/>
@@ -845,7 +845,7 @@
         <w:rPr>
           <w:rStyle w:val="CommentTok"/>
         </w:rPr>
-        <w:t xml:space="preserve"># Learning curves (total loss per epoch)</w:t>
+        <w:t xml:space="preserve"># Learning curves</w:t>
       </w:r>
       <w:r>
         <w:br/>
@@ -903,27 +903,207 @@
       </w:r>
       <w:r>
         <w:rPr>
+          <w:rStyle w:val="FunctionTok"/>
+        </w:rPr>
+        <w:t xml:space="preserve">seq_along</w:t>
+      </w:r>
+      <w:r>
+        <w:rPr>
+          <w:rStyle w:val="NormalTok"/>
+        </w:rPr>
+        <w:t xml:space="preserve">(auto</w:t>
+      </w:r>
+      <w:r>
+        <w:rPr>
+          <w:rStyle w:val="SpecialCharTok"/>
+        </w:rPr>
+        <w:t xml:space="preserve">$</w:t>
+      </w:r>
+      <w:r>
+        <w:rPr>
+          <w:rStyle w:val="NormalTok"/>
+        </w:rPr>
+        <w:t xml:space="preserve">train_loss),</w:t>
+      </w:r>
+      <w:r>
+        <w:br/>
+      </w:r>
+      <w:r>
+        <w:rPr>
+          <w:rStyle w:val="NormalTok"/>
+        </w:rPr>
+        <w:t xml:space="preserve">  </w:t>
+      </w:r>
+      <w:r>
+        <w:rPr>
+          <w:rStyle w:val="AttributeTok"/>
+        </w:rPr>
+        <w:t xml:space="preserve">train_loss =</w:t>
+      </w:r>
+      <w:r>
+        <w:rPr>
+          <w:rStyle w:val="NormalTok"/>
+        </w:rPr>
+        <w:t xml:space="preserve"> auto</w:t>
+      </w:r>
+      <w:r>
+        <w:rPr>
+          <w:rStyle w:val="SpecialCharTok"/>
+        </w:rPr>
+        <w:t xml:space="preserve">$</w:t>
+      </w:r>
+      <w:r>
+        <w:rPr>
+          <w:rStyle w:val="NormalTok"/>
+        </w:rPr>
+        <w:t xml:space="preserve">train_loss</w:t>
+      </w:r>
+      <w:r>
+        <w:br/>
+      </w:r>
+      <w:r>
+        <w:rPr>
+          <w:rStyle w:val="NormalTok"/>
+        </w:rPr>
+        <w:t xml:space="preserve">)</w:t>
+      </w:r>
+      <w:r>
+        <w:br/>
+      </w:r>
+      <w:r>
+        <w:rPr>
+          <w:rStyle w:val="ControlFlowTok"/>
+        </w:rPr>
+        <w:t xml:space="preserve">if</w:t>
+      </w:r>
+      <w:r>
+        <w:rPr>
+          <w:rStyle w:val="NormalTok"/>
+        </w:rPr>
+        <w:t xml:space="preserve"> (</w:t>
+      </w:r>
+      <w:r>
+        <w:rPr>
+          <w:rStyle w:val="SpecialCharTok"/>
+        </w:rPr>
+        <w:t xml:space="preserve">!</w:t>
+      </w:r>
+      <w:r>
+        <w:rPr>
+          <w:rStyle w:val="FunctionTok"/>
+        </w:rPr>
+        <w:t xml:space="preserve">is.null</w:t>
+      </w:r>
+      <w:r>
+        <w:rPr>
+          <w:rStyle w:val="NormalTok"/>
+        </w:rPr>
+        <w:t xml:space="preserve">(auto</w:t>
+      </w:r>
+      <w:r>
+        <w:rPr>
+          <w:rStyle w:val="SpecialCharTok"/>
+        </w:rPr>
+        <w:t xml:space="preserve">$</w:t>
+      </w:r>
+      <w:r>
+        <w:rPr>
+          <w:rStyle w:val="NormalTok"/>
+        </w:rPr>
+        <w:t xml:space="preserve">val_loss) </w:t>
+      </w:r>
+      <w:r>
+        <w:rPr>
+          <w:rStyle w:val="SpecialCharTok"/>
+        </w:rPr>
+        <w:t xml:space="preserve">&amp;&amp;</w:t>
+      </w:r>
+      <w:r>
+        <w:rPr>
+          <w:rStyle w:val="NormalTok"/>
+        </w:rPr>
+        <w:t xml:space="preserve"> </w:t>
+      </w:r>
+      <w:r>
+        <w:rPr>
+          <w:rStyle w:val="FunctionTok"/>
+        </w:rPr>
+        <w:t xml:space="preserve">length</w:t>
+      </w:r>
+      <w:r>
+        <w:rPr>
+          <w:rStyle w:val="NormalTok"/>
+        </w:rPr>
+        <w:t xml:space="preserve">(auto</w:t>
+      </w:r>
+      <w:r>
+        <w:rPr>
+          <w:rStyle w:val="SpecialCharTok"/>
+        </w:rPr>
+        <w:t xml:space="preserve">$</w:t>
+      </w:r>
+      <w:r>
+        <w:rPr>
+          <w:rStyle w:val="NormalTok"/>
+        </w:rPr>
+        <w:t xml:space="preserve">val_loss) </w:t>
+      </w:r>
+      <w:r>
+        <w:rPr>
+          <w:rStyle w:val="SpecialCharTok"/>
+        </w:rPr>
+        <w:t xml:space="preserve">&gt;</w:t>
+      </w:r>
+      <w:r>
+        <w:rPr>
+          <w:rStyle w:val="NormalTok"/>
+        </w:rPr>
+        <w:t xml:space="preserve"> </w:t>
+      </w:r>
+      <w:r>
+        <w:rPr>
           <w:rStyle w:val="DecValTok"/>
         </w:rPr>
-        <w:t xml:space="preserve">1</w:t>
+        <w:t xml:space="preserve">0</w:t>
+      </w:r>
+      <w:r>
+        <w:rPr>
+          <w:rStyle w:val="NormalTok"/>
+        </w:rPr>
+        <w:t xml:space="preserve">) {</w:t>
+      </w:r>
+      <w:r>
+        <w:br/>
+      </w:r>
+      <w:r>
+        <w:rPr>
+          <w:rStyle w:val="NormalTok"/>
+        </w:rPr>
+        <w:t xml:space="preserve">  fit_loss</w:t>
       </w:r>
       <w:r>
         <w:rPr>
           <w:rStyle w:val="SpecialCharTok"/>
         </w:rPr>
-        <w:t xml:space="preserve">:</w:t>
-      </w:r>
-      <w:r>
-        <w:rPr>
-          <w:rStyle w:val="FunctionTok"/>
-        </w:rPr>
-        <w:t xml:space="preserve">length</w:t>
-      </w:r>
-      <w:r>
-        <w:rPr>
-          <w:rStyle w:val="NormalTok"/>
-        </w:rPr>
-        <w:t xml:space="preserve">(auto</w:t>
+        <w:t xml:space="preserve">$</w:t>
+      </w:r>
+      <w:r>
+        <w:rPr>
+          <w:rStyle w:val="NormalTok"/>
+        </w:rPr>
+        <w:t xml:space="preserve">val_loss </w:t>
+      </w:r>
+      <w:r>
+        <w:rPr>
+          <w:rStyle w:val="OtherTok"/>
+        </w:rPr>
+        <w:t xml:space="preserve">&lt;-</w:t>
+      </w:r>
+      <w:r>
+        <w:rPr>
+          <w:rStyle w:val="NormalTok"/>
+        </w:rPr>
+        <w:t xml:space="preserve"> auto</w:t>
       </w:r>
       <w:r>
         <w:rPr>
@@ -935,163 +1115,202 @@
         <w:rPr>
           <w:rStyle w:val="NormalTok"/>
         </w:rPr>
-        <w:t xml:space="preserve">train_loss),</w:t>
-      </w:r>
-      <w:r>
-        <w:br/>
-      </w:r>
-      <w:r>
-        <w:rPr>
-          <w:rStyle w:val="NormalTok"/>
-        </w:rPr>
-        <w:t xml:space="preserve">  </w:t>
+        <w:t xml:space="preserve">val_loss</w:t>
+      </w:r>
+      <w:r>
+        <w:br/>
+      </w:r>
+      <w:r>
+        <w:rPr>
+          <w:rStyle w:val="NormalTok"/>
+        </w:rPr>
+        <w:t xml:space="preserve">}</w:t>
+      </w:r>
+      <w:r>
+        <w:br/>
+      </w:r>
+      <w:r>
+        <w:rPr>
+          <w:rStyle w:val="NormalTok"/>
+        </w:rPr>
+        <w:t xml:space="preserve">colors </w:t>
+      </w:r>
+      <w:r>
+        <w:rPr>
+          <w:rStyle w:val="OtherTok"/>
+        </w:rPr>
+        <w:t xml:space="preserve">&lt;-</w:t>
+      </w:r>
+      <w:r>
+        <w:rPr>
+          <w:rStyle w:val="NormalTok"/>
+        </w:rPr>
+        <w:t xml:space="preserve"> </w:t>
+      </w:r>
+      <w:r>
+        <w:rPr>
+          <w:rStyle w:val="ControlFlowTok"/>
+        </w:rPr>
+        <w:t xml:space="preserve">if</w:t>
+      </w:r>
+      <w:r>
+        <w:rPr>
+          <w:rStyle w:val="NormalTok"/>
+        </w:rPr>
+        <w:t xml:space="preserve"> (</w:t>
+      </w:r>
+      <w:r>
+        <w:rPr>
+          <w:rStyle w:val="StringTok"/>
+        </w:rPr>
+        <w:t xml:space="preserve">"val_loss"</w:t>
+      </w:r>
+      <w:r>
+        <w:rPr>
+          <w:rStyle w:val="NormalTok"/>
+        </w:rPr>
+        <w:t xml:space="preserve"> </w:t>
+      </w:r>
+      <w:r>
+        <w:rPr>
+          <w:rStyle w:val="SpecialCharTok"/>
+        </w:rPr>
+        <w:t xml:space="preserve">%in%</w:t>
+      </w:r>
+      <w:r>
+        <w:rPr>
+          <w:rStyle w:val="NormalTok"/>
+        </w:rPr>
+        <w:t xml:space="preserve"> </w:t>
+      </w:r>
+      <w:r>
+        <w:rPr>
+          <w:rStyle w:val="FunctionTok"/>
+        </w:rPr>
+        <w:t xml:space="preserve">names</w:t>
+      </w:r>
+      <w:r>
+        <w:rPr>
+          <w:rStyle w:val="NormalTok"/>
+        </w:rPr>
+        <w:t xml:space="preserve">(fit_loss)) </w:t>
+      </w:r>
+      <w:r>
+        <w:rPr>
+          <w:rStyle w:val="FunctionTok"/>
+        </w:rPr>
+        <w:t xml:space="preserve">c</w:t>
+      </w:r>
+      <w:r>
+        <w:rPr>
+          <w:rStyle w:val="NormalTok"/>
+        </w:rPr>
+        <w:t xml:space="preserve">(</w:t>
+      </w:r>
+      <w:r>
+        <w:rPr>
+          <w:rStyle w:val="StringTok"/>
+        </w:rPr>
+        <w:t xml:space="preserve">"Blue"</w:t>
+      </w:r>
+      <w:r>
+        <w:rPr>
+          <w:rStyle w:val="NormalTok"/>
+        </w:rPr>
+        <w:t xml:space="preserve">, </w:t>
+      </w:r>
+      <w:r>
+        <w:rPr>
+          <w:rStyle w:val="StringTok"/>
+        </w:rPr>
+        <w:t xml:space="preserve">"Orange"</w:t>
+      </w:r>
+      <w:r>
+        <w:rPr>
+          <w:rStyle w:val="NormalTok"/>
+        </w:rPr>
+        <w:t xml:space="preserve">) </w:t>
+      </w:r>
+      <w:r>
+        <w:rPr>
+          <w:rStyle w:val="ControlFlowTok"/>
+        </w:rPr>
+        <w:t xml:space="preserve">else</w:t>
+      </w:r>
+      <w:r>
+        <w:rPr>
+          <w:rStyle w:val="NormalTok"/>
+        </w:rPr>
+        <w:t xml:space="preserve"> </w:t>
+      </w:r>
+      <w:r>
+        <w:rPr>
+          <w:rStyle w:val="FunctionTok"/>
+        </w:rPr>
+        <w:t xml:space="preserve">c</w:t>
+      </w:r>
+      <w:r>
+        <w:rPr>
+          <w:rStyle w:val="NormalTok"/>
+        </w:rPr>
+        <w:t xml:space="preserve">(</w:t>
+      </w:r>
+      <w:r>
+        <w:rPr>
+          <w:rStyle w:val="StringTok"/>
+        </w:rPr>
+        <w:t xml:space="preserve">"Blue"</w:t>
+      </w:r>
+      <w:r>
+        <w:rPr>
+          <w:rStyle w:val="NormalTok"/>
+        </w:rPr>
+        <w:t xml:space="preserve">)</w:t>
+      </w:r>
+      <w:r>
+        <w:br/>
+      </w:r>
+      <w:r>
+        <w:rPr>
+          <w:rStyle w:val="NormalTok"/>
+        </w:rPr>
+        <w:t xml:space="preserve">grf </w:t>
+      </w:r>
+      <w:r>
+        <w:rPr>
+          <w:rStyle w:val="OtherTok"/>
+        </w:rPr>
+        <w:t xml:space="preserve">&lt;-</w:t>
+      </w:r>
+      <w:r>
+        <w:rPr>
+          <w:rStyle w:val="NormalTok"/>
+        </w:rPr>
+        <w:t xml:space="preserve"> </w:t>
+      </w:r>
+      <w:r>
+        <w:rPr>
+          <w:rStyle w:val="FunctionTok"/>
+        </w:rPr>
+        <w:t xml:space="preserve">plot_series</w:t>
+      </w:r>
+      <w:r>
+        <w:rPr>
+          <w:rStyle w:val="NormalTok"/>
+        </w:rPr>
+        <w:t xml:space="preserve">(fit_loss, </w:t>
       </w:r>
       <w:r>
         <w:rPr>
           <w:rStyle w:val="AttributeTok"/>
         </w:rPr>
-        <w:t xml:space="preserve">train_loss =</w:t>
-      </w:r>
-      <w:r>
-        <w:rPr>
-          <w:rStyle w:val="NormalTok"/>
-        </w:rPr>
-        <w:t xml:space="preserve"> auto</w:t>
-      </w:r>
-      <w:r>
-        <w:rPr>
-          <w:rStyle w:val="SpecialCharTok"/>
-        </w:rPr>
-        <w:t xml:space="preserve">$</w:t>
-      </w:r>
-      <w:r>
-        <w:rPr>
-          <w:rStyle w:val="NormalTok"/>
-        </w:rPr>
-        <w:t xml:space="preserve">train_loss,</w:t>
-      </w:r>
-      <w:r>
-        <w:br/>
-      </w:r>
-      <w:r>
-        <w:rPr>
-          <w:rStyle w:val="NormalTok"/>
-        </w:rPr>
-        <w:t xml:space="preserve">  </w:t>
-      </w:r>
-      <w:r>
-        <w:rPr>
-          <w:rStyle w:val="AttributeTok"/>
-        </w:rPr>
-        <w:t xml:space="preserve">val_loss =</w:t>
-      </w:r>
-      <w:r>
-        <w:rPr>
-          <w:rStyle w:val="NormalTok"/>
-        </w:rPr>
-        <w:t xml:space="preserve"> auto</w:t>
-      </w:r>
-      <w:r>
-        <w:rPr>
-          <w:rStyle w:val="SpecialCharTok"/>
-        </w:rPr>
-        <w:t xml:space="preserve">$</w:t>
-      </w:r>
-      <w:r>
-        <w:rPr>
-          <w:rStyle w:val="NormalTok"/>
-        </w:rPr>
-        <w:t xml:space="preserve">val_loss</w:t>
-      </w:r>
-      <w:r>
-        <w:br/>
-      </w:r>
-      <w:r>
-        <w:rPr>
-          <w:rStyle w:val="NormalTok"/>
-        </w:rPr>
-        <w:t xml:space="preserve">)</w:t>
-      </w:r>
-      <w:r>
-        <w:br/>
-      </w:r>
-      <w:r>
-        <w:rPr>
-          <w:rStyle w:val="NormalTok"/>
-        </w:rPr>
-        <w:t xml:space="preserve">grf </w:t>
-      </w:r>
-      <w:r>
-        <w:rPr>
-          <w:rStyle w:val="OtherTok"/>
-        </w:rPr>
-        <w:t xml:space="preserve">&lt;-</w:t>
-      </w:r>
-      <w:r>
-        <w:rPr>
-          <w:rStyle w:val="NormalTok"/>
-        </w:rPr>
-        <w:t xml:space="preserve"> </w:t>
-      </w:r>
-      <w:r>
-        <w:rPr>
-          <w:rStyle w:val="FunctionTok"/>
-        </w:rPr>
-        <w:t xml:space="preserve">plot_series</w:t>
-      </w:r>
-      <w:r>
-        <w:rPr>
-          <w:rStyle w:val="NormalTok"/>
-        </w:rPr>
-        <w:t xml:space="preserve">(fit_loss, </w:t>
-      </w:r>
-      <w:r>
-        <w:rPr>
-          <w:rStyle w:val="AttributeTok"/>
-        </w:rPr>
         <w:t xml:space="preserve">colors =</w:t>
       </w:r>
       <w:r>
         <w:rPr>
           <w:rStyle w:val="NormalTok"/>
         </w:rPr>
-        <w:t xml:space="preserve"> </w:t>
-      </w:r>
-      <w:r>
-        <w:rPr>
-          <w:rStyle w:val="FunctionTok"/>
-        </w:rPr>
-        <w:t xml:space="preserve">c</w:t>
-      </w:r>
-      <w:r>
-        <w:rPr>
-          <w:rStyle w:val="NormalTok"/>
-        </w:rPr>
-        <w:t xml:space="preserve">(</w:t>
-      </w:r>
-      <w:r>
-        <w:rPr>
-          <w:rStyle w:val="StringTok"/>
-        </w:rPr>
-        <w:t xml:space="preserve">'Blue'</w:t>
-      </w:r>
-      <w:r>
-        <w:rPr>
-          <w:rStyle w:val="NormalTok"/>
-        </w:rPr>
-        <w:t xml:space="preserve">, </w:t>
-      </w:r>
-      <w:r>
-        <w:rPr>
-          <w:rStyle w:val="StringTok"/>
-        </w:rPr>
-        <w:t xml:space="preserve">'Orange'</w:t>
-      </w:r>
-      <w:r>
-        <w:rPr>
-          <w:rStyle w:val="NormalTok"/>
-        </w:rPr>
-        <w:t xml:space="preserve">))</w:t>
+        <w:t xml:space="preserve"> colors)</w:t>
       </w:r>
       <w:r>
         <w:br/>
@@ -1118,18 +1337,18 @@
           <wp:inline>
             <wp:extent cx="4620126" cy="3696101"/>
             <wp:effectExtent b="0" l="0" r="0" t="0"/>
-            <wp:docPr descr="" title="" id="21" name="Picture"/>
+            <wp:docPr descr="" title="" id="10" name="Picture"/>
             <a:graphic>
               <a:graphicData uri="http://schemas.openxmlformats.org/drawingml/2006/picture">
                 <pic:pic>
                   <pic:nvPicPr>
-                    <pic:cNvPr descr="/home/gpca/daltoolboxdp/examples/autoencoder/doc/autoenc_variational_ed_files/figure-docx/unnamed-chunk-7-1.png" id="22" name="Picture"/>
+                    <pic:cNvPr descr="C:\Git\dal\daltoolboxdp\examples\autoencoder\doc\autoenc_variational_ed_files/e14c42c930ee41cc0fd4191f9e502e11ffe53f35.png" id="11" name="Picture"/>
                     <pic:cNvPicPr>
                       <a:picLocks noChangeArrowheads="1" noChangeAspect="1"/>
                     </pic:cNvPicPr>
                   </pic:nvPicPr>
                   <pic:blipFill>
-                    <a:blip r:embed="rId20"/>
+                    <a:blip r:embed="rId9"/>
                     <a:stretch>
                       <a:fillRect/>
                     </a:stretch>
@@ -1347,7 +1566,7 @@
         <w:rPr>
           <w:rStyle w:val="VerbatimChar"/>
         </w:rPr>
-        <w:t xml:space="preserve">## [1,] 0.8497965 0.9058777 0.9320490 0.9271938 0.8978215</w:t>
+        <w:t xml:space="preserve">## [1,] 0.7575649 0.8568702 0.9160836 0.9419664 0.9485218</w:t>
       </w:r>
       <w:r>
         <w:br/>
@@ -1356,7 +1575,7 @@
         <w:rPr>
           <w:rStyle w:val="VerbatimChar"/>
         </w:rPr>
-        <w:t xml:space="preserve">## [2,] 0.9096690 0.9523585 0.9690959 0.9650260 0.9426564</w:t>
+        <w:t xml:space="preserve">## [2,] 0.8850350 0.9351002 0.9596637 0.9682559 0.9641081</w:t>
       </w:r>
       <w:r>
         <w:br/>
@@ -1365,7 +1584,7 @@
         <w:rPr>
           <w:rStyle w:val="VerbatimChar"/>
         </w:rPr>
-        <w:t xml:space="preserve">## [3,] 0.9139989 0.9547800 0.9708736 0.9669007 0.9447634</w:t>
+        <w:t xml:space="preserve">## [3,] 0.9468829 0.9680883 0.9771304 0.9779922 0.9674199</w:t>
       </w:r>
       <w:r>
         <w:br/>
@@ -1374,7 +1593,7 @@
         <w:rPr>
           <w:rStyle w:val="VerbatimChar"/>
         </w:rPr>
-        <w:t xml:space="preserve">## [4,] 0.9038004 0.9471977 0.9650683 0.9606869 0.9369510</w:t>
+        <w:t xml:space="preserve">## [4,] 0.9514432 0.9644266 0.9692174 0.9651984 0.9426677</w:t>
       </w:r>
       <w:r>
         <w:br/>
@@ -1383,7 +1602,7 @@
         <w:rPr>
           <w:rStyle w:val="VerbatimChar"/>
         </w:rPr>
-        <w:t xml:space="preserve">## [5,] 0.8914739 0.9364269 0.9564343 0.9514158 0.9248910</w:t>
+        <w:t xml:space="preserve">## [5,] 0.9527097 0.9542323 0.9484444 0.9270987 0.8662789</w:t>
       </w:r>
       <w:r>
         <w:br/>
@@ -1392,7 +1611,7 @@
         <w:rPr>
           <w:rStyle w:val="VerbatimChar"/>
         </w:rPr>
-        <w:t xml:space="preserve">## [6,] 0.8504463 0.9020319 0.9281333 0.9225405 0.8910534</w:t>
+        <w:t xml:space="preserve">## [6,] 0.9443055 0.9308457 0.9032081 0.8407136 0.7111843</w:t>
       </w:r>
     </w:p>
     <w:p>
@@ -1837,7 +2056,7 @@
         <w:rPr>
           <w:rStyle w:val="VerbatimChar"/>
         </w:rPr>
-        <w:t xml:space="preserve">## [1] "t4 R2 test: 0.275740330231198 MAPE: 0.181237917400688"</w:t>
+        <w:t xml:space="preserve">## [1] "t4 R2 test: 0.884611296348116 MAPE: 0.0401523305532832"</w:t>
       </w:r>
       <w:r>
         <w:br/>
@@ -1846,7 +2065,7 @@
         <w:rPr>
           <w:rStyle w:val="VerbatimChar"/>
         </w:rPr>
-        <w:t xml:space="preserve">## [1] "t3 R2 test: 0.864087508461026 MAPE: 0.108211724683793"</w:t>
+        <w:t xml:space="preserve">## [1] "t3 R2 test: 0.971403056679553 MAPE: 0.0256414528183702"</w:t>
       </w:r>
       <w:r>
         <w:br/>
@@ -1855,7 +2074,7 @@
         <w:rPr>
           <w:rStyle w:val="VerbatimChar"/>
         </w:rPr>
-        <w:t xml:space="preserve">## [1] "t2 R2 test: 0.985989725737138 MAPE: 0.0247691937996488"</w:t>
+        <w:t xml:space="preserve">## [1] "t2 R2 test: 0.996218407695676 MAPE: 0.0143429779970941"</w:t>
       </w:r>
       <w:r>
         <w:br/>
@@ -1864,7 +2083,7 @@
         <w:rPr>
           <w:rStyle w:val="VerbatimChar"/>
         </w:rPr>
-        <w:t xml:space="preserve">## [1] "t1 R2 test: 0.951733283525386 MAPE: 0.132174444402878"</w:t>
+        <w:t xml:space="preserve">## [1] "t1 R2 test: 0.990418995139193 MAPE: 0.0440790278429499"</w:t>
       </w:r>
       <w:r>
         <w:br/>
@@ -1873,7 +2092,7 @@
         <w:rPr>
           <w:rStyle w:val="VerbatimChar"/>
         </w:rPr>
-        <w:t xml:space="preserve">## [1] "t0 R2 test: 0.907731284923934 MAPE: 0.331533146755325"</w:t>
+        <w:t xml:space="preserve">## [1] "t0 R2 test: 0.984753542762711 MAPE: 0.06546811277193"</w:t>
       </w:r>
     </w:p>
     <w:p>
@@ -1961,7 +2180,7 @@
         <w:rPr>
           <w:rStyle w:val="VerbatimChar"/>
         </w:rPr>
-        <w:t xml:space="preserve">## [1] "Means R2 test: 0.797056426575736 MAPE: 0.155585285408467"</w:t>
+        <w:t xml:space="preserve">## [1] "Means R2 test: 0.96548105972505 MAPE: 0.0379367803967255"</w:t>
       </w:r>
     </w:p>
     <w:p>
@@ -1978,7 +2197,7 @@
         <w:t xml:space="preserve">- Kingma, D. P., &amp; Welling, M. (2014). Auto-Encoding Variational Bayes. ICLR.</w:t>
       </w:r>
     </w:p>
-    <w:bookmarkEnd w:id="23"/>
+    <w:bookmarkEnd w:id="12"/>
     <w:sectPr>
       <w:footnotePr>
         <w:numRestart w:val="eachSect"/>
@@ -2100,10 +2319,10 @@
   <w:docDefaults>
     <w:rPrDefault>
       <w:rPr>
-        <w:rFonts w:asciiTheme="minorHAnsi" w:cstheme="minorBidi" w:eastAsiaTheme="minorHAnsi" w:hAnsiTheme="minorHAnsi"/>
+        <w:rFonts w:asciiTheme="minorHAnsi" w:cstheme="minorBidi" w:eastAsiaTheme="minorEastAsia" w:hAnsiTheme="minorHAnsi"/>
         <w:sz w:val="24"/>
         <w:szCs w:val="24"/>
-        <w:lang w:bidi="ar-SA" w:eastAsia="en-US" w:val="en-US"/>
+        <w:lang w:bidi="ar-SA" w:eastAsia="zh-CN" w:val="en-US"/>
       </w:rPr>
     </w:rPrDefault>
     <w:pPrDefault>
@@ -2644,13 +2863,6 @@
       </w:tblCellMar>
     </w:tblPr>
     <w:tblStylePr w:type="firstRow">
-      <w:tblPr>
-        <w:jc w:val="left"/>
-        <w:tblInd w:type="dxa" w:w="0"/>
-      </w:tblPr>
-      <w:trPr>
-        <w:jc w:val="left"/>
-      </w:trPr>
       <w:tcPr>
         <w:tcBorders>
           <w:bottom w:val="single"/>

--- a/examples/autoencoder/doc/autoenc_variational_ed.docx
+++ b/examples/autoencoder/doc/autoenc_variational_ed.docx
@@ -771,7 +771,7 @@
         <w:rPr>
           <w:rStyle w:val="AttributeTok"/>
         </w:rPr>
-        <w:t xml:space="preserve">num_epochs =</w:t>
+        <w:t xml:space="preserve">epochs =</w:t>
       </w:r>
       <w:r>
         <w:rPr>
@@ -835,6 +835,185 @@
           <w:rStyle w:val="NormalTok"/>
         </w:rPr>
         <w:t xml:space="preserve">(auto, train)</w:t>
+      </w:r>
+    </w:p>
+    <w:p>
+      <w:pPr>
+        <w:pStyle w:val="FirstParagraph"/>
+      </w:pPr>
+      <w:r>
+        <w:t xml:space="preserve">Constructor configuration</w:t>
+      </w:r>
+      <w:r>
+        <w:t xml:space="preserve"> </w:t>
+      </w:r>
+      <w:r>
+        <w:t xml:space="preserve">- Fixed-epoch baseline: set</w:t>
+      </w:r>
+      <w:r>
+        <w:t xml:space="preserve"> </w:t>
+      </w:r>
+      <w:r>
+        <w:rPr>
+          <w:rStyle w:val="VerbatimChar"/>
+        </w:rPr>
+        <w:t xml:space="preserve">epochs</w:t>
+      </w:r>
+      <w:r>
+        <w:t xml:space="preserve"> </w:t>
+      </w:r>
+      <w:r>
+        <w:t xml:space="preserve">and keep</w:t>
+      </w:r>
+      <w:r>
+        <w:t xml:space="preserve"> </w:t>
+      </w:r>
+      <w:r>
+        <w:rPr>
+          <w:rStyle w:val="VerbatimChar"/>
+        </w:rPr>
+        <w:t xml:space="preserve">validation_strategy = "static"</w:t>
+      </w:r>
+      <w:r>
+        <w:t xml:space="preserve"> </w:t>
+      </w:r>
+      <w:r>
+        <w:t xml:space="preserve">with</w:t>
+      </w:r>
+      <w:r>
+        <w:t xml:space="preserve"> </w:t>
+      </w:r>
+      <w:r>
+        <w:rPr>
+          <w:rStyle w:val="VerbatimChar"/>
+        </w:rPr>
+        <w:t xml:space="preserve">stopping_rule = "none"</w:t>
+      </w:r>
+      <w:r>
+        <w:t xml:space="preserve">.</w:t>
+      </w:r>
+      <w:r>
+        <w:t xml:space="preserve"> </w:t>
+      </w:r>
+      <w:r>
+        <w:t xml:space="preserve">- Static early stopping: keep</w:t>
+      </w:r>
+      <w:r>
+        <w:t xml:space="preserve"> </w:t>
+      </w:r>
+      <w:r>
+        <w:rPr>
+          <w:rStyle w:val="VerbatimChar"/>
+        </w:rPr>
+        <w:t xml:space="preserve">validation_strategy = "static"</w:t>
+      </w:r>
+      <w:r>
+        <w:t xml:space="preserve"> </w:t>
+      </w:r>
+      <w:r>
+        <w:t xml:space="preserve">and choose</w:t>
+      </w:r>
+      <w:r>
+        <w:t xml:space="preserve"> </w:t>
+      </w:r>
+      <w:r>
+        <w:rPr>
+          <w:rStyle w:val="VerbatimChar"/>
+        </w:rPr>
+        <w:t xml:space="preserve">stopping_rule = "patience"</w:t>
+      </w:r>
+      <w:r>
+        <w:t xml:space="preserve">,</w:t>
+      </w:r>
+      <w:r>
+        <w:t xml:space="preserve"> </w:t>
+      </w:r>
+      <w:r>
+        <w:rPr>
+          <w:rStyle w:val="VerbatimChar"/>
+        </w:rPr>
+        <w:t xml:space="preserve">"sma"</w:t>
+      </w:r>
+      <w:r>
+        <w:t xml:space="preserve">,</w:t>
+      </w:r>
+      <w:r>
+        <w:t xml:space="preserve"> </w:t>
+      </w:r>
+      <w:r>
+        <w:rPr>
+          <w:rStyle w:val="VerbatimChar"/>
+        </w:rPr>
+        <w:t xml:space="preserve">"ema"</w:t>
+      </w:r>
+      <w:r>
+        <w:t xml:space="preserve">, or</w:t>
+      </w:r>
+      <w:r>
+        <w:t xml:space="preserve"> </w:t>
+      </w:r>
+      <w:r>
+        <w:rPr>
+          <w:rStyle w:val="VerbatimChar"/>
+        </w:rPr>
+        <w:t xml:space="preserve">"h"</w:t>
+      </w:r>
+      <w:r>
+        <w:t xml:space="preserve">.</w:t>
+      </w:r>
+      <w:r>
+        <w:t xml:space="preserve"> </w:t>
+      </w:r>
+      <w:r>
+        <w:t xml:space="preserve">- Dynamic early stopping: switch</w:t>
+      </w:r>
+      <w:r>
+        <w:t xml:space="preserve"> </w:t>
+      </w:r>
+      <w:r>
+        <w:rPr>
+          <w:rStyle w:val="VerbatimChar"/>
+        </w:rPr>
+        <w:t xml:space="preserve">validation_strategy = "dynamic"</w:t>
+      </w:r>
+      <w:r>
+        <w:t xml:space="preserve"> </w:t>
+      </w:r>
+      <w:r>
+        <w:t xml:space="preserve">and reuse the same stopping rules.</w:t>
+      </w:r>
+      <w:r>
+        <w:t xml:space="preserve"> </w:t>
+      </w:r>
+      <w:r>
+        <w:t xml:space="preserve">- The loss plot below always shows</w:t>
+      </w:r>
+      <w:r>
+        <w:t xml:space="preserve"> </w:t>
+      </w:r>
+      <w:r>
+        <w:rPr>
+          <w:rStyle w:val="VerbatimChar"/>
+        </w:rPr>
+        <w:t xml:space="preserve">train_loss</w:t>
+      </w:r>
+      <w:r>
+        <w:t xml:space="preserve">; it adds</w:t>
+      </w:r>
+      <w:r>
+        <w:t xml:space="preserve"> </w:t>
+      </w:r>
+      <w:r>
+        <w:rPr>
+          <w:rStyle w:val="VerbatimChar"/>
+        </w:rPr>
+        <w:t xml:space="preserve">val_loss</w:t>
+      </w:r>
+      <w:r>
+        <w:t xml:space="preserve"> </w:t>
+      </w:r>
+      <w:r>
+        <w:t xml:space="preserve">when validation is active.</w:t>
       </w:r>
     </w:p>
     <w:p>

--- a/examples/autoencoder/doc/autoenc_variational_ed.docx
+++ b/examples/autoencoder/doc/autoenc_variational_ed.docx
@@ -765,30 +765,6 @@
         <w:rPr>
           <w:rStyle w:val="NormalTok"/>
         </w:rPr>
-        <w:t xml:space="preserve">, </w:t>
-      </w:r>
-      <w:r>
-        <w:rPr>
-          <w:rStyle w:val="AttributeTok"/>
-        </w:rPr>
-        <w:t xml:space="preserve">epochs =</w:t>
-      </w:r>
-      <w:r>
-        <w:rPr>
-          <w:rStyle w:val="NormalTok"/>
-        </w:rPr>
-        <w:t xml:space="preserve"> </w:t>
-      </w:r>
-      <w:r>
-        <w:rPr>
-          <w:rStyle w:val="DecValTok"/>
-        </w:rPr>
-        <w:t xml:space="preserve">350</w:t>
-      </w:r>
-      <w:r>
-        <w:rPr>
-          <w:rStyle w:val="NormalTok"/>
-        </w:rPr>
         <w:t xml:space="preserve">)</w:t>
       </w:r>
       <w:r>
@@ -848,7 +824,7 @@
         <w:t xml:space="preserve"> </w:t>
       </w:r>
       <w:r>
-        <w:t xml:space="preserve">- Fixed-epoch baseline: set</w:t>
+        <w:t xml:space="preserve">- Fixed-epoch baseline: omit</w:t>
       </w:r>
       <w:r>
         <w:t xml:space="preserve"> </w:t>
@@ -863,7 +839,7 @@
         <w:t xml:space="preserve"> </w:t>
       </w:r>
       <w:r>
-        <w:t xml:space="preserve">and keep</w:t>
+        <w:t xml:space="preserve">to use the default value and keep</w:t>
       </w:r>
       <w:r>
         <w:t xml:space="preserve"> </w:t>
@@ -1521,7 +1497,7 @@
               <a:graphicData uri="http://schemas.openxmlformats.org/drawingml/2006/picture">
                 <pic:pic>
                   <pic:nvPicPr>
-                    <pic:cNvPr descr="C:\Git\dal\daltoolboxdp\examples\autoencoder\doc\autoenc_variational_ed_files/e14c42c930ee41cc0fd4191f9e502e11ffe53f35.png" id="11" name="Picture"/>
+                    <pic:cNvPr descr="C:\Git\dal\daltoolboxdp\examples\autoencoder\doc\autoenc_variational_ed_files/b35a84c38603d8d8516edb1ccfd24360d8c3d507.png" id="11" name="Picture"/>
                     <pic:cNvPicPr>
                       <a:picLocks noChangeArrowheads="1" noChangeAspect="1"/>
                     </pic:cNvPicPr>
@@ -1745,52 +1721,52 @@
         <w:rPr>
           <w:rStyle w:val="VerbatimChar"/>
         </w:rPr>
-        <w:t xml:space="preserve">## [1,] 0.7575649 0.8568702 0.9160836 0.9419664 0.9485218</w:t>
-      </w:r>
-      <w:r>
-        <w:br/>
-      </w:r>
-      <w:r>
-        <w:rPr>
-          <w:rStyle w:val="VerbatimChar"/>
-        </w:rPr>
-        <w:t xml:space="preserve">## [2,] 0.8850350 0.9351002 0.9596637 0.9682559 0.9641081</w:t>
-      </w:r>
-      <w:r>
-        <w:br/>
-      </w:r>
-      <w:r>
-        <w:rPr>
-          <w:rStyle w:val="VerbatimChar"/>
-        </w:rPr>
-        <w:t xml:space="preserve">## [3,] 0.9468829 0.9680883 0.9771304 0.9779922 0.9674199</w:t>
-      </w:r>
-      <w:r>
-        <w:br/>
-      </w:r>
-      <w:r>
-        <w:rPr>
-          <w:rStyle w:val="VerbatimChar"/>
-        </w:rPr>
-        <w:t xml:space="preserve">## [4,] 0.9514432 0.9644266 0.9692174 0.9651984 0.9426677</w:t>
-      </w:r>
-      <w:r>
-        <w:br/>
-      </w:r>
-      <w:r>
-        <w:rPr>
-          <w:rStyle w:val="VerbatimChar"/>
-        </w:rPr>
-        <w:t xml:space="preserve">## [5,] 0.9527097 0.9542323 0.9484444 0.9270987 0.8662789</w:t>
-      </w:r>
-      <w:r>
-        <w:br/>
-      </w:r>
-      <w:r>
-        <w:rPr>
-          <w:rStyle w:val="VerbatimChar"/>
-        </w:rPr>
-        <w:t xml:space="preserve">## [6,] 0.9443055 0.9308457 0.9032081 0.8407136 0.7111843</w:t>
+        <w:t xml:space="preserve">## [1,] 0.8338588 0.8694613 0.8667257 0.8867698 0.8742936</w:t>
+      </w:r>
+      <w:r>
+        <w:br/>
+      </w:r>
+      <w:r>
+        <w:rPr>
+          <w:rStyle w:val="VerbatimChar"/>
+        </w:rPr>
+        <w:t xml:space="preserve">## [2,] 0.8712223 0.9027879 0.8983560 0.9166853 0.9055038</w:t>
+      </w:r>
+      <w:r>
+        <w:br/>
+      </w:r>
+      <w:r>
+        <w:rPr>
+          <w:rStyle w:val="VerbatimChar"/>
+        </w:rPr>
+        <w:t xml:space="preserve">## [3,] 0.8852326 0.9151195 0.9102255 0.9277168 0.9172325</w:t>
+      </w:r>
+      <w:r>
+        <w:br/>
+      </w:r>
+      <w:r>
+        <w:rPr>
+          <w:rStyle w:val="VerbatimChar"/>
+        </w:rPr>
+        <w:t xml:space="preserve">## [4,] 0.8856786 0.9153978 0.9105307 0.9279858 0.9175131</w:t>
+      </w:r>
+      <w:r>
+        <w:br/>
+      </w:r>
+      <w:r>
+        <w:rPr>
+          <w:rStyle w:val="VerbatimChar"/>
+        </w:rPr>
+        <w:t xml:space="preserve">## [5,] 0.8639672 0.8964680 0.8923346 0.9109959 0.8995777</w:t>
+      </w:r>
+      <w:r>
+        <w:br/>
+      </w:r>
+      <w:r>
+        <w:rPr>
+          <w:rStyle w:val="VerbatimChar"/>
+        </w:rPr>
+        <w:t xml:space="preserve">## [6,] 0.8276322 0.8635244 0.8612006 0.8814122 0.8687902</w:t>
       </w:r>
     </w:p>
     <w:p>
@@ -2235,43 +2211,43 @@
         <w:rPr>
           <w:rStyle w:val="VerbatimChar"/>
         </w:rPr>
-        <w:t xml:space="preserve">## [1] "t4 R2 test: 0.884611296348116 MAPE: 0.0401523305532832"</w:t>
-      </w:r>
-      <w:r>
-        <w:br/>
-      </w:r>
-      <w:r>
-        <w:rPr>
-          <w:rStyle w:val="VerbatimChar"/>
-        </w:rPr>
-        <w:t xml:space="preserve">## [1] "t3 R2 test: 0.971403056679553 MAPE: 0.0256414528183702"</w:t>
-      </w:r>
-      <w:r>
-        <w:br/>
-      </w:r>
-      <w:r>
-        <w:rPr>
-          <w:rStyle w:val="VerbatimChar"/>
-        </w:rPr>
-        <w:t xml:space="preserve">## [1] "t2 R2 test: 0.996218407695676 MAPE: 0.0143429779970941"</w:t>
-      </w:r>
-      <w:r>
-        <w:br/>
-      </w:r>
-      <w:r>
-        <w:rPr>
-          <w:rStyle w:val="VerbatimChar"/>
-        </w:rPr>
-        <w:t xml:space="preserve">## [1] "t1 R2 test: 0.990418995139193 MAPE: 0.0440790278429499"</w:t>
-      </w:r>
-      <w:r>
-        <w:br/>
-      </w:r>
-      <w:r>
-        <w:rPr>
-          <w:rStyle w:val="VerbatimChar"/>
-        </w:rPr>
-        <w:t xml:space="preserve">## [1] "t0 R2 test: 0.984753542762711 MAPE: 0.06546811277193"</w:t>
+        <w:t xml:space="preserve">## [1] "t4 R2 test: 0.329751093927827 MAPE: 0.17883081534685"</w:t>
+      </w:r>
+      <w:r>
+        <w:br/>
+      </w:r>
+      <w:r>
+        <w:rPr>
+          <w:rStyle w:val="VerbatimChar"/>
+        </w:rPr>
+        <w:t xml:space="preserve">## [1] "t3 R2 test: 0.89518948967378 MAPE: 0.107692273326039"</w:t>
+      </w:r>
+      <w:r>
+        <w:br/>
+      </w:r>
+      <w:r>
+        <w:rPr>
+          <w:rStyle w:val="VerbatimChar"/>
+        </w:rPr>
+        <w:t xml:space="preserve">## [1] "t2 R2 test: 0.984870886054073 MAPE: 0.0467269768373598"</w:t>
+      </w:r>
+      <w:r>
+        <w:br/>
+      </w:r>
+      <w:r>
+        <w:rPr>
+          <w:rStyle w:val="VerbatimChar"/>
+        </w:rPr>
+        <w:t xml:space="preserve">## [1] "t1 R2 test: 0.930612857980512 MAPE: 0.152875790365706"</w:t>
+      </w:r>
+      <w:r>
+        <w:br/>
+      </w:r>
+      <w:r>
+        <w:rPr>
+          <w:rStyle w:val="VerbatimChar"/>
+        </w:rPr>
+        <w:t xml:space="preserve">## [1] "t0 R2 test: 0.861614765014701 MAPE: 0.341091922985576"</w:t>
       </w:r>
     </w:p>
     <w:p>
@@ -2359,7 +2335,7 @@
         <w:rPr>
           <w:rStyle w:val="VerbatimChar"/>
         </w:rPr>
-        <w:t xml:space="preserve">## [1] "Means R2 test: 0.96548105972505 MAPE: 0.0379367803967255"</w:t>
+        <w:t xml:space="preserve">## [1] "Means R2 test: 0.800407818530179 MAPE: 0.165443555772306"</w:t>
       </w:r>
     </w:p>
     <w:p>

--- a/examples/autoencoder/doc/autoenc_variational_ed.docx
+++ b/examples/autoencoder/doc/autoenc_variational_ed.docx
@@ -994,6 +994,80 @@
     </w:p>
     <w:p>
       <w:pPr>
+        <w:pStyle w:val="BodyText"/>
+      </w:pPr>
+      <w:r>
+        <w:t xml:space="preserve">Architecture variations</w:t>
+      </w:r>
+      <w:r>
+        <w:t xml:space="preserve"> </w:t>
+      </w:r>
+      <w:r>
+        <w:t xml:space="preserve">- Decoder behavior is controlled by</w:t>
+      </w:r>
+      <w:r>
+        <w:t xml:space="preserve"> </w:t>
+      </w:r>
+      <w:r>
+        <w:rPr>
+          <w:rStyle w:val="VerbatimChar"/>
+        </w:rPr>
+        <w:t xml:space="preserve">decoder_hidden_sizes</w:t>
+      </w:r>
+      <w:r>
+        <w:t xml:space="preserve"> </w:t>
+      </w:r>
+      <w:r>
+        <w:t xml:space="preserve">and</w:t>
+      </w:r>
+      <w:r>
+        <w:t xml:space="preserve"> </w:t>
+      </w:r>
+      <w:r>
+        <w:rPr>
+          <w:rStyle w:val="VerbatimChar"/>
+        </w:rPr>
+        <w:t xml:space="preserve">output_activation</w:t>
+      </w:r>
+      <w:r>
+        <w:t xml:space="preserve">.</w:t>
+      </w:r>
+      <w:r>
+        <w:t xml:space="preserve"> </w:t>
+      </w:r>
+      <w:r>
+        <w:t xml:space="preserve">- Reconstruction scale and ELBO behavior can change substantially between</w:t>
+      </w:r>
+      <w:r>
+        <w:t xml:space="preserve"> </w:t>
+      </w:r>
+      <w:r>
+        <w:rPr>
+          <w:rStyle w:val="VerbatimChar"/>
+        </w:rPr>
+        <w:t xml:space="preserve">"bce"</w:t>
+      </w:r>
+      <w:r>
+        <w:t xml:space="preserve"> </w:t>
+      </w:r>
+      <w:r>
+        <w:t xml:space="preserve">and</w:t>
+      </w:r>
+      <w:r>
+        <w:t xml:space="preserve"> </w:t>
+      </w:r>
+      <w:r>
+        <w:rPr>
+          <w:rStyle w:val="VerbatimChar"/>
+        </w:rPr>
+        <w:t xml:space="preserve">"mse"</w:t>
+      </w:r>
+      <w:r>
+        <w:t xml:space="preserve">.</w:t>
+      </w:r>
+    </w:p>
+    <w:p>
+      <w:pPr>
         <w:pStyle w:val="SourceCode"/>
       </w:pPr>
       <w:r>
@@ -1497,7 +1571,7 @@
               <a:graphicData uri="http://schemas.openxmlformats.org/drawingml/2006/picture">
                 <pic:pic>
                   <pic:nvPicPr>
-                    <pic:cNvPr descr="C:\Git\dal\daltoolboxdp\examples\autoencoder\doc\autoenc_variational_ed_files/b35a84c38603d8d8516edb1ccfd24360d8c3d507.png" id="11" name="Picture"/>
+                    <pic:cNvPr descr="/home/gpca/daltoolboxdp/examples/autoencoder/doc/autoenc_variational_ed_files/42b86885a57e46c961b43319b31e23c388f19c9c.png" id="11" name="Picture"/>
                     <pic:cNvPicPr>
                       <a:picLocks noChangeArrowheads="1" noChangeAspect="1"/>
                     </pic:cNvPicPr>
@@ -1721,7 +1795,7 @@
         <w:rPr>
           <w:rStyle w:val="VerbatimChar"/>
         </w:rPr>
-        <w:t xml:space="preserve">## [1,] 0.8338588 0.8694613 0.8667257 0.8867698 0.8742936</w:t>
+        <w:t xml:space="preserve">## [1,] 0.8338587 0.8694611 0.8667256 0.8867697 0.8742936</w:t>
       </w:r>
       <w:r>
         <w:br/>
@@ -1739,34 +1813,34 @@
         <w:rPr>
           <w:rStyle w:val="VerbatimChar"/>
         </w:rPr>
-        <w:t xml:space="preserve">## [3,] 0.8852326 0.9151195 0.9102255 0.9277168 0.9172325</w:t>
-      </w:r>
-      <w:r>
-        <w:br/>
-      </w:r>
-      <w:r>
-        <w:rPr>
-          <w:rStyle w:val="VerbatimChar"/>
-        </w:rPr>
-        <w:t xml:space="preserve">## [4,] 0.8856786 0.9153978 0.9105307 0.9279858 0.9175131</w:t>
-      </w:r>
-      <w:r>
-        <w:br/>
-      </w:r>
-      <w:r>
-        <w:rPr>
-          <w:rStyle w:val="VerbatimChar"/>
-        </w:rPr>
-        <w:t xml:space="preserve">## [5,] 0.8639672 0.8964680 0.8923346 0.9109959 0.8995777</w:t>
-      </w:r>
-      <w:r>
-        <w:br/>
-      </w:r>
-      <w:r>
-        <w:rPr>
-          <w:rStyle w:val="VerbatimChar"/>
-        </w:rPr>
-        <w:t xml:space="preserve">## [6,] 0.8276322 0.8635244 0.8612006 0.8814122 0.8687902</w:t>
+        <w:t xml:space="preserve">## [3,] 0.8852326 0.9151195 0.9102254 0.9277167 0.9172325</w:t>
+      </w:r>
+      <w:r>
+        <w:br/>
+      </w:r>
+      <w:r>
+        <w:rPr>
+          <w:rStyle w:val="VerbatimChar"/>
+        </w:rPr>
+        <w:t xml:space="preserve">## [4,] 0.8856786 0.9153976 0.9105307 0.9279858 0.9175131</w:t>
+      </w:r>
+      <w:r>
+        <w:br/>
+      </w:r>
+      <w:r>
+        <w:rPr>
+          <w:rStyle w:val="VerbatimChar"/>
+        </w:rPr>
+        <w:t xml:space="preserve">## [5,] 0.8639671 0.8964680 0.8923346 0.9109959 0.8995777</w:t>
+      </w:r>
+      <w:r>
+        <w:br/>
+      </w:r>
+      <w:r>
+        <w:rPr>
+          <w:rStyle w:val="VerbatimChar"/>
+        </w:rPr>
+        <w:t xml:space="preserve">## [6,] 0.8276322 0.8635243 0.8612005 0.8814122 0.8687902</w:t>
       </w:r>
     </w:p>
     <w:p>
@@ -2211,43 +2285,43 @@
         <w:rPr>
           <w:rStyle w:val="VerbatimChar"/>
         </w:rPr>
-        <w:t xml:space="preserve">## [1] "t4 R2 test: 0.329751093927827 MAPE: 0.17883081534685"</w:t>
-      </w:r>
-      <w:r>
-        <w:br/>
-      </w:r>
-      <w:r>
-        <w:rPr>
-          <w:rStyle w:val="VerbatimChar"/>
-        </w:rPr>
-        <w:t xml:space="preserve">## [1] "t3 R2 test: 0.89518948967378 MAPE: 0.107692273326039"</w:t>
-      </w:r>
-      <w:r>
-        <w:br/>
-      </w:r>
-      <w:r>
-        <w:rPr>
-          <w:rStyle w:val="VerbatimChar"/>
-        </w:rPr>
-        <w:t xml:space="preserve">## [1] "t2 R2 test: 0.984870886054073 MAPE: 0.0467269768373598"</w:t>
-      </w:r>
-      <w:r>
-        <w:br/>
-      </w:r>
-      <w:r>
-        <w:rPr>
-          <w:rStyle w:val="VerbatimChar"/>
-        </w:rPr>
-        <w:t xml:space="preserve">## [1] "t1 R2 test: 0.930612857980512 MAPE: 0.152875790365706"</w:t>
-      </w:r>
-      <w:r>
-        <w:br/>
-      </w:r>
-      <w:r>
-        <w:rPr>
-          <w:rStyle w:val="VerbatimChar"/>
-        </w:rPr>
-        <w:t xml:space="preserve">## [1] "t0 R2 test: 0.861614765014701 MAPE: 0.341091922985576"</w:t>
+        <w:t xml:space="preserve">## [1] "t4 R2 test: 0.32975105361618 MAPE: 0.178830841957008"</w:t>
+      </w:r>
+      <w:r>
+        <w:br/>
+      </w:r>
+      <w:r>
+        <w:rPr>
+          <w:rStyle w:val="VerbatimChar"/>
+        </w:rPr>
+        <w:t xml:space="preserve">## [1] "t3 R2 test: 0.895189550843884 MAPE: 0.10769230351317"</w:t>
+      </w:r>
+      <w:r>
+        <w:br/>
+      </w:r>
+      <w:r>
+        <w:rPr>
+          <w:rStyle w:val="VerbatimChar"/>
+        </w:rPr>
+        <w:t xml:space="preserve">## [1] "t2 R2 test: 0.98487089161532 MAPE: 0.0467270001145209"</w:t>
+      </w:r>
+      <w:r>
+        <w:br/>
+      </w:r>
+      <w:r>
+        <w:rPr>
+          <w:rStyle w:val="VerbatimChar"/>
+        </w:rPr>
+        <w:t xml:space="preserve">## [1] "t1 R2 test: 0.930612820203866 MAPE: 0.152875804354407"</w:t>
+      </w:r>
+      <w:r>
+        <w:br/>
+      </w:r>
+      <w:r>
+        <w:rPr>
+          <w:rStyle w:val="VerbatimChar"/>
+        </w:rPr>
+        <w:t xml:space="preserve">## [1] "t0 R2 test: 0.861614767040153 MAPE: 0.341091901301376"</w:t>
       </w:r>
     </w:p>
     <w:p>
@@ -2335,7 +2409,7 @@
         <w:rPr>
           <w:rStyle w:val="VerbatimChar"/>
         </w:rPr>
-        <w:t xml:space="preserve">## [1] "Means R2 test: 0.800407818530179 MAPE: 0.165443555772306"</w:t>
+        <w:t xml:space="preserve">## [1] "Means R2 test: 0.800407816663881 MAPE: 0.165443570248096"</w:t>
       </w:r>
     </w:p>
     <w:p>

--- a/examples/autoencoder/doc/autoenc_variational_ed.docx
+++ b/examples/autoencoder/doc/autoenc_variational_ed.docx
@@ -1571,7 +1571,7 @@
               <a:graphicData uri="http://schemas.openxmlformats.org/drawingml/2006/picture">
                 <pic:pic>
                   <pic:nvPicPr>
-                    <pic:cNvPr descr="/home/gpca/daltoolboxdp/examples/autoencoder/doc/autoenc_variational_ed_files/42b86885a57e46c961b43319b31e23c388f19c9c.png" id="11" name="Picture"/>
+                    <pic:cNvPr descr="C:\Git\dal\daltoolboxdp\examples\autoencoder\doc\autoenc_variational_ed_files/b35a84c38603d8d8516edb1ccfd24360d8c3d507.png" id="11" name="Picture"/>
                     <pic:cNvPicPr>
                       <a:picLocks noChangeArrowheads="1" noChangeAspect="1"/>
                     </pic:cNvPicPr>
@@ -1795,7 +1795,7 @@
         <w:rPr>
           <w:rStyle w:val="VerbatimChar"/>
         </w:rPr>
-        <w:t xml:space="preserve">## [1,] 0.8338587 0.8694611 0.8667256 0.8867697 0.8742936</w:t>
+        <w:t xml:space="preserve">## [1,] 0.8338588 0.8694613 0.8667257 0.8867698 0.8742936</w:t>
       </w:r>
       <w:r>
         <w:br/>
@@ -1813,34 +1813,34 @@
         <w:rPr>
           <w:rStyle w:val="VerbatimChar"/>
         </w:rPr>
-        <w:t xml:space="preserve">## [3,] 0.8852326 0.9151195 0.9102254 0.9277167 0.9172325</w:t>
-      </w:r>
-      <w:r>
-        <w:br/>
-      </w:r>
-      <w:r>
-        <w:rPr>
-          <w:rStyle w:val="VerbatimChar"/>
-        </w:rPr>
-        <w:t xml:space="preserve">## [4,] 0.8856786 0.9153976 0.9105307 0.9279858 0.9175131</w:t>
-      </w:r>
-      <w:r>
-        <w:br/>
-      </w:r>
-      <w:r>
-        <w:rPr>
-          <w:rStyle w:val="VerbatimChar"/>
-        </w:rPr>
-        <w:t xml:space="preserve">## [5,] 0.8639671 0.8964680 0.8923346 0.9109959 0.8995777</w:t>
-      </w:r>
-      <w:r>
-        <w:br/>
-      </w:r>
-      <w:r>
-        <w:rPr>
-          <w:rStyle w:val="VerbatimChar"/>
-        </w:rPr>
-        <w:t xml:space="preserve">## [6,] 0.8276322 0.8635243 0.8612005 0.8814122 0.8687902</w:t>
+        <w:t xml:space="preserve">## [3,] 0.8852326 0.9151195 0.9102255 0.9277168 0.9172325</w:t>
+      </w:r>
+      <w:r>
+        <w:br/>
+      </w:r>
+      <w:r>
+        <w:rPr>
+          <w:rStyle w:val="VerbatimChar"/>
+        </w:rPr>
+        <w:t xml:space="preserve">## [4,] 0.8856786 0.9153978 0.9105307 0.9279858 0.9175131</w:t>
+      </w:r>
+      <w:r>
+        <w:br/>
+      </w:r>
+      <w:r>
+        <w:rPr>
+          <w:rStyle w:val="VerbatimChar"/>
+        </w:rPr>
+        <w:t xml:space="preserve">## [5,] 0.8639672 0.8964680 0.8923346 0.9109959 0.8995777</w:t>
+      </w:r>
+      <w:r>
+        <w:br/>
+      </w:r>
+      <w:r>
+        <w:rPr>
+          <w:rStyle w:val="VerbatimChar"/>
+        </w:rPr>
+        <w:t xml:space="preserve">## [6,] 0.8276322 0.8635244 0.8612006 0.8814122 0.8687902</w:t>
       </w:r>
     </w:p>
     <w:p>
@@ -2285,43 +2285,43 @@
         <w:rPr>
           <w:rStyle w:val="VerbatimChar"/>
         </w:rPr>
-        <w:t xml:space="preserve">## [1] "t4 R2 test: 0.32975105361618 MAPE: 0.178830841957008"</w:t>
-      </w:r>
-      <w:r>
-        <w:br/>
-      </w:r>
-      <w:r>
-        <w:rPr>
-          <w:rStyle w:val="VerbatimChar"/>
-        </w:rPr>
-        <w:t xml:space="preserve">## [1] "t3 R2 test: 0.895189550843884 MAPE: 0.10769230351317"</w:t>
-      </w:r>
-      <w:r>
-        <w:br/>
-      </w:r>
-      <w:r>
-        <w:rPr>
-          <w:rStyle w:val="VerbatimChar"/>
-        </w:rPr>
-        <w:t xml:space="preserve">## [1] "t2 R2 test: 0.98487089161532 MAPE: 0.0467270001145209"</w:t>
-      </w:r>
-      <w:r>
-        <w:br/>
-      </w:r>
-      <w:r>
-        <w:rPr>
-          <w:rStyle w:val="VerbatimChar"/>
-        </w:rPr>
-        <w:t xml:space="preserve">## [1] "t1 R2 test: 0.930612820203866 MAPE: 0.152875804354407"</w:t>
-      </w:r>
-      <w:r>
-        <w:br/>
-      </w:r>
-      <w:r>
-        <w:rPr>
-          <w:rStyle w:val="VerbatimChar"/>
-        </w:rPr>
-        <w:t xml:space="preserve">## [1] "t0 R2 test: 0.861614767040153 MAPE: 0.341091901301376"</w:t>
+        <w:t xml:space="preserve">## [1] "t4 R2 test: 0.329751093927827 MAPE: 0.17883081534685"</w:t>
+      </w:r>
+      <w:r>
+        <w:br/>
+      </w:r>
+      <w:r>
+        <w:rPr>
+          <w:rStyle w:val="VerbatimChar"/>
+        </w:rPr>
+        <w:t xml:space="preserve">## [1] "t3 R2 test: 0.89518948967378 MAPE: 0.107692273326039"</w:t>
+      </w:r>
+      <w:r>
+        <w:br/>
+      </w:r>
+      <w:r>
+        <w:rPr>
+          <w:rStyle w:val="VerbatimChar"/>
+        </w:rPr>
+        <w:t xml:space="preserve">## [1] "t2 R2 test: 0.984870886054073 MAPE: 0.0467269768373598"</w:t>
+      </w:r>
+      <w:r>
+        <w:br/>
+      </w:r>
+      <w:r>
+        <w:rPr>
+          <w:rStyle w:val="VerbatimChar"/>
+        </w:rPr>
+        <w:t xml:space="preserve">## [1] "t1 R2 test: 0.930612857980512 MAPE: 0.152875790365706"</w:t>
+      </w:r>
+      <w:r>
+        <w:br/>
+      </w:r>
+      <w:r>
+        <w:rPr>
+          <w:rStyle w:val="VerbatimChar"/>
+        </w:rPr>
+        <w:t xml:space="preserve">## [1] "t0 R2 test: 0.861614765014701 MAPE: 0.341091922985576"</w:t>
       </w:r>
     </w:p>
     <w:p>
@@ -2409,7 +2409,7 @@
         <w:rPr>
           <w:rStyle w:val="VerbatimChar"/>
         </w:rPr>
-        <w:t xml:space="preserve">## [1] "Means R2 test: 0.800407816663881 MAPE: 0.165443570248096"</w:t>
+        <w:t xml:space="preserve">## [1] "Means R2 test: 0.800407818530179 MAPE: 0.165443555772306"</w:t>
       </w:r>
     </w:p>
     <w:p>
